--- a/Presentation.docx
+++ b/Presentation.docx
@@ -11,6 +11,9 @@
         </w:rPr>
       </w:pPr>
       <w:r>
+        <w:rPr>
+          <w:noProof/>
+        </w:rPr>
         <w:drawing>
           <wp:inline distT="0" distB="0" distL="0" distR="0" wp14:anchorId="6DE28B28" wp14:editId="061E59ED">
             <wp:extent cx="2400300" cy="685800"/>
@@ -72,7 +75,13 @@
     <w:sdt>
       <w:sdtPr>
         <w:rPr>
-          <w:lang w:val="hu-HU"/>
+          <w:rFonts w:ascii="Inter" w:eastAsiaTheme="minorHAnsi" w:hAnsi="Inter" w:cstheme="minorBidi"/>
+          <w:color w:val="auto"/>
+          <w:kern w:val="2"/>
+          <w:sz w:val="22"/>
+          <w:szCs w:val="22"/>
+          <w:lang w:val="hu-HU" w:eastAsia="en-US"/>
+          <w14:ligatures w14:val="standardContextual"/>
         </w:rPr>
         <w:id w:val="-1863040123"/>
         <w:docPartObj>
@@ -82,15 +91,8 @@
       </w:sdtPr>
       <w:sdtEndPr>
         <w:rPr>
-          <w:rFonts w:ascii="Inter" w:eastAsiaTheme="minorHAnsi" w:hAnsi="Inter" w:cstheme="minorBidi"/>
           <w:b/>
           <w:bCs/>
-          <w:color w:val="auto"/>
-          <w:kern w:val="2"/>
-          <w:sz w:val="22"/>
-          <w:szCs w:val="22"/>
-          <w:lang w:eastAsia="en-US"/>
-          <w14:ligatures w14:val="standardContextual"/>
         </w:rPr>
       </w:sdtEndPr>
       <w:sdtContent>
@@ -102,14 +104,34 @@
               <w:color w:val="auto"/>
             </w:rPr>
           </w:pPr>
+          <w:proofErr w:type="spellStart"/>
           <w:r>
             <w:rPr>
               <w:rFonts w:ascii="Sailec-Medium" w:hAnsi="Sailec-Medium"/>
               <w:color w:val="auto"/>
               <w:lang w:val="hu-HU"/>
             </w:rPr>
-            <w:t>Table of contents</w:t>
+            <w:t>Table</w:t>
           </w:r>
+          <w:proofErr w:type="spellEnd"/>
+          <w:r>
+            <w:rPr>
+              <w:rFonts w:ascii="Sailec-Medium" w:hAnsi="Sailec-Medium"/>
+              <w:color w:val="auto"/>
+              <w:lang w:val="hu-HU"/>
+            </w:rPr>
+            <w:t xml:space="preserve"> of </w:t>
+          </w:r>
+          <w:proofErr w:type="spellStart"/>
+          <w:r>
+            <w:rPr>
+              <w:rFonts w:ascii="Sailec-Medium" w:hAnsi="Sailec-Medium"/>
+              <w:color w:val="auto"/>
+              <w:lang w:val="hu-HU"/>
+            </w:rPr>
+            <w:t>contents</w:t>
+          </w:r>
+          <w:proofErr w:type="spellEnd"/>
         </w:p>
         <w:p>
           <w:pPr>
@@ -875,7 +897,15 @@
         <w:t xml:space="preserve">In this presentation I’m going to talk about my final project which is an online job advertisement platform. </w:t>
       </w:r>
       <w:r>
-        <w:t xml:space="preserve">I named it “újmeló” </w:t>
+        <w:t>I named it “</w:t>
+      </w:r>
+      <w:proofErr w:type="spellStart"/>
+      <w:r>
+        <w:t>újmeló</w:t>
+      </w:r>
+      <w:proofErr w:type="spellEnd"/>
+      <w:r>
+        <w:t xml:space="preserve">” </w:t>
       </w:r>
       <w:r>
         <w:t>which</w:t>
@@ -884,7 +914,15 @@
         <w:t xml:space="preserve"> means new job, because the goal of the website is to help the users to find a new job.</w:t>
       </w:r>
       <w:r>
-        <w:t xml:space="preserve"> And now I would like to show you the homepage of “újmeló”.</w:t>
+        <w:t xml:space="preserve"> And now I would like to show you the homepage of “</w:t>
+      </w:r>
+      <w:proofErr w:type="spellStart"/>
+      <w:r>
+        <w:t>újmeló</w:t>
+      </w:r>
+      <w:proofErr w:type="spellEnd"/>
+      <w:r>
+        <w:t>”.</w:t>
       </w:r>
     </w:p>
     <w:p>
@@ -971,7 +1009,15 @@
         <w:t xml:space="preserve"> is the entry point of the admin side of the website. </w:t>
       </w:r>
       <w:r>
-        <w:t xml:space="preserve">And the login button with let’s us login. </w:t>
+        <w:t xml:space="preserve">And the login button with </w:t>
+      </w:r>
+      <w:proofErr w:type="spellStart"/>
+      <w:r>
+        <w:t>let’s</w:t>
+      </w:r>
+      <w:proofErr w:type="spellEnd"/>
+      <w:r>
+        <w:t xml:space="preserve"> us login. </w:t>
       </w:r>
       <w:r>
         <w:t>Let’s</w:t>
@@ -1025,7 +1071,15 @@
         <w:t>benefits, location</w:t>
       </w:r>
       <w:r>
-        <w:t xml:space="preserve">, wage and </w:t>
+        <w:t xml:space="preserve">, </w:t>
+      </w:r>
+      <w:proofErr w:type="gramStart"/>
+      <w:r>
+        <w:t>wage</w:t>
+      </w:r>
+      <w:proofErr w:type="gramEnd"/>
+      <w:r>
+        <w:t xml:space="preserve"> and </w:t>
       </w:r>
       <w:r>
         <w:t>information</w:t>
@@ -1064,13 +1118,26 @@
       </w:pPr>
       <w:bookmarkStart w:id="4" w:name="_Toc158198625"/>
       <w:r>
-        <w:t>Contact page</w:t>
+        <w:t xml:space="preserve">Contact </w:t>
+      </w:r>
+      <w:proofErr w:type="gramStart"/>
+      <w:r>
+        <w:t>page</w:t>
       </w:r>
       <w:bookmarkEnd w:id="4"/>
+      <w:proofErr w:type="gramEnd"/>
     </w:p>
     <w:p>
       <w:r>
-        <w:t>On the contact page we have three different options to contact “újmeló”. The first is the phone number of the call centre, second is the online support which is basically the email address and the third is the personal support which in the scenario the address of the school.</w:t>
+        <w:t>On the contact page we have three different options to contact “</w:t>
+      </w:r>
+      <w:proofErr w:type="spellStart"/>
+      <w:r>
+        <w:t>újmeló</w:t>
+      </w:r>
+      <w:proofErr w:type="spellEnd"/>
+      <w:r>
+        <w:t>”. The first is the phone number of the call centre, second is the online support which is basically the email address and the third is the personal support which in the scenario the address of the school.</w:t>
       </w:r>
     </w:p>
     <w:p>
@@ -1079,9 +1146,14 @@
       </w:pPr>
       <w:bookmarkStart w:id="5" w:name="_Toc158198626"/>
       <w:r>
-        <w:t>Register page</w:t>
+        <w:t xml:space="preserve">Register </w:t>
+      </w:r>
+      <w:proofErr w:type="gramStart"/>
+      <w:r>
+        <w:t>page</w:t>
       </w:r>
       <w:bookmarkEnd w:id="5"/>
+      <w:proofErr w:type="gramEnd"/>
     </w:p>
     <w:p>
       <w:r>
@@ -1106,8 +1178,29 @@
         <w:t>must</w:t>
       </w:r>
       <w:r>
-        <w:t xml:space="preserve"> check the “Cégként szeretnék regisztrálni</w:t>
-      </w:r>
+        <w:t xml:space="preserve"> check the “</w:t>
+      </w:r>
+      <w:proofErr w:type="spellStart"/>
+      <w:r>
+        <w:t>Cégként</w:t>
+      </w:r>
+      <w:proofErr w:type="spellEnd"/>
+      <w:r>
+        <w:t xml:space="preserve"> </w:t>
+      </w:r>
+      <w:proofErr w:type="spellStart"/>
+      <w:r>
+        <w:t>szeretnék</w:t>
+      </w:r>
+      <w:proofErr w:type="spellEnd"/>
+      <w:r>
+        <w:t xml:space="preserve"> </w:t>
+      </w:r>
+      <w:proofErr w:type="spellStart"/>
+      <w:r>
+        <w:t>regisztrálni</w:t>
+      </w:r>
+      <w:proofErr w:type="spellEnd"/>
       <w:r>
         <w:t>.</w:t>
       </w:r>
@@ -1155,9 +1248,14 @@
       </w:pPr>
       <w:bookmarkStart w:id="7" w:name="_Toc158198628"/>
       <w:r>
-        <w:t>Control panel</w:t>
+        <w:t xml:space="preserve">Control </w:t>
+      </w:r>
+      <w:proofErr w:type="gramStart"/>
+      <w:r>
+        <w:t>panel</w:t>
       </w:r>
       <w:bookmarkEnd w:id="7"/>
+      <w:proofErr w:type="gramEnd"/>
     </w:p>
     <w:p>
       <w:r>
@@ -1191,9 +1289,14 @@
       </w:pPr>
       <w:bookmarkStart w:id="8" w:name="_Toc158198629"/>
       <w:r>
-        <w:t>Profile page</w:t>
+        <w:t xml:space="preserve">Profile </w:t>
+      </w:r>
+      <w:proofErr w:type="gramStart"/>
+      <w:r>
+        <w:t>page</w:t>
       </w:r>
       <w:bookmarkEnd w:id="8"/>
+      <w:proofErr w:type="gramEnd"/>
     </w:p>
     <w:p>
       <w:r>
@@ -1215,7 +1318,13 @@
     </w:p>
     <w:p>
       <w:r>
-        <w:t xml:space="preserve">If we click on “Álláshírdetések” on the menu bar which means “Job advertisements” we will find our active advertisements. </w:t>
+        <w:t>If we click on “Állásh</w:t>
+      </w:r>
+      <w:r>
+        <w:t>i</w:t>
+      </w:r>
+      <w:r>
+        <w:t xml:space="preserve">rdetések” on the menu bar which means “Job advertisements” we will find our active advertisements. </w:t>
       </w:r>
       <w:r>
         <w:t>And</w:t>
@@ -1270,6 +1379,21 @@
       </w:r>
       <w:r>
         <w:t xml:space="preserve"> The second button is “Edit”</w:t>
+      </w:r>
+      <w:r>
+        <w:t xml:space="preserve">. If we click on it the edit page will be opened and we can modify the job advertisement. </w:t>
+      </w:r>
+      <w:r>
+        <w:t>If we click on the new advertisement button the same page will be opened</w:t>
+      </w:r>
+      <w:r>
+        <w:t>, just the</w:t>
+      </w:r>
+      <w:r>
+        <w:t xml:space="preserve"> inputs will be blank</w:t>
+      </w:r>
+      <w:r>
+        <w:t>.</w:t>
       </w:r>
     </w:p>
     <w:sectPr>

--- a/Presentation.docx
+++ b/Presentation.docx
@@ -11,6 +11,9 @@
         </w:rPr>
       </w:pPr>
       <w:r>
+        <w:rPr>
+          <w:noProof/>
+        </w:rPr>
         <w:drawing>
           <wp:inline distT="0" distB="0" distL="0" distR="0" wp14:anchorId="6DE28B28" wp14:editId="061E59ED">
             <wp:extent cx="2400300" cy="685800"/>
@@ -72,7 +75,13 @@
     <w:sdt>
       <w:sdtPr>
         <w:rPr>
-          <w:lang w:val="hu-HU"/>
+          <w:rFonts w:ascii="Inter" w:eastAsiaTheme="minorHAnsi" w:hAnsi="Inter" w:cstheme="minorBidi"/>
+          <w:color w:val="auto"/>
+          <w:kern w:val="2"/>
+          <w:sz w:val="22"/>
+          <w:szCs w:val="22"/>
+          <w:lang w:val="hu-HU" w:eastAsia="en-US"/>
+          <w14:ligatures w14:val="standardContextual"/>
         </w:rPr>
         <w:id w:val="-1863040123"/>
         <w:docPartObj>
@@ -82,15 +91,8 @@
       </w:sdtPr>
       <w:sdtEndPr>
         <w:rPr>
-          <w:rFonts w:ascii="Inter" w:eastAsiaTheme="minorHAnsi" w:hAnsi="Inter" w:cstheme="minorBidi"/>
           <w:b/>
           <w:bCs/>
-          <w:color w:val="auto"/>
-          <w:kern w:val="2"/>
-          <w:sz w:val="22"/>
-          <w:szCs w:val="22"/>
-          <w:lang w:eastAsia="en-US"/>
-          <w14:ligatures w14:val="standardContextual"/>
         </w:rPr>
       </w:sdtEndPr>
       <w:sdtContent>
@@ -102,14 +104,34 @@
               <w:color w:val="auto"/>
             </w:rPr>
           </w:pPr>
+          <w:proofErr w:type="spellStart"/>
           <w:r>
             <w:rPr>
               <w:rFonts w:ascii="Sailec-Medium" w:hAnsi="Sailec-Medium"/>
               <w:color w:val="auto"/>
               <w:lang w:val="hu-HU"/>
             </w:rPr>
-            <w:t>Table of contents</w:t>
+            <w:t>Table</w:t>
           </w:r>
+          <w:proofErr w:type="spellEnd"/>
+          <w:r>
+            <w:rPr>
+              <w:rFonts w:ascii="Sailec-Medium" w:hAnsi="Sailec-Medium"/>
+              <w:color w:val="auto"/>
+              <w:lang w:val="hu-HU"/>
+            </w:rPr>
+            <w:t xml:space="preserve"> of </w:t>
+          </w:r>
+          <w:proofErr w:type="spellStart"/>
+          <w:r>
+            <w:rPr>
+              <w:rFonts w:ascii="Sailec-Medium" w:hAnsi="Sailec-Medium"/>
+              <w:color w:val="auto"/>
+              <w:lang w:val="hu-HU"/>
+            </w:rPr>
+            <w:t>contents</w:t>
+          </w:r>
+          <w:proofErr w:type="spellEnd"/>
         </w:p>
         <w:p>
           <w:pPr>
@@ -875,7 +897,15 @@
         <w:t xml:space="preserve">In this presentation I’m going to talk about my final project which is an online job advertisement platform. </w:t>
       </w:r>
       <w:r>
-        <w:t xml:space="preserve">I named it “újmeló” </w:t>
+        <w:t>I named it “</w:t>
+      </w:r>
+      <w:proofErr w:type="spellStart"/>
+      <w:r>
+        <w:t>újmeló</w:t>
+      </w:r>
+      <w:proofErr w:type="spellEnd"/>
+      <w:r>
+        <w:t xml:space="preserve">” </w:t>
       </w:r>
       <w:r>
         <w:t>which</w:t>
@@ -884,7 +914,15 @@
         <w:t xml:space="preserve"> means new job, because the goal of the website is to help the users to find a new job.</w:t>
       </w:r>
       <w:r>
-        <w:t xml:space="preserve"> And now I would like to show you the homepage of “újmeló”.</w:t>
+        <w:t xml:space="preserve"> And now I would like to show you the homepage of “</w:t>
+      </w:r>
+      <w:proofErr w:type="spellStart"/>
+      <w:r>
+        <w:t>újmeló</w:t>
+      </w:r>
+      <w:proofErr w:type="spellEnd"/>
+      <w:r>
+        <w:t>”.</w:t>
       </w:r>
     </w:p>
     <w:p>
@@ -971,7 +1009,15 @@
         <w:t xml:space="preserve"> is the entry point of the admin side of the website. </w:t>
       </w:r>
       <w:r>
-        <w:t xml:space="preserve">And the login button with let’s us login. </w:t>
+        <w:t xml:space="preserve">And the login button with </w:t>
+      </w:r>
+      <w:proofErr w:type="spellStart"/>
+      <w:r>
+        <w:t>let’s</w:t>
+      </w:r>
+      <w:proofErr w:type="spellEnd"/>
+      <w:r>
+        <w:t xml:space="preserve"> us login. </w:t>
       </w:r>
       <w:r>
         <w:t>Let’s</w:t>
@@ -1025,7 +1071,15 @@
         <w:t>benefits, location</w:t>
       </w:r>
       <w:r>
-        <w:t xml:space="preserve">, wage and </w:t>
+        <w:t xml:space="preserve">, </w:t>
+      </w:r>
+      <w:proofErr w:type="gramStart"/>
+      <w:r>
+        <w:t>wage</w:t>
+      </w:r>
+      <w:proofErr w:type="gramEnd"/>
+      <w:r>
+        <w:t xml:space="preserve"> and </w:t>
       </w:r>
       <w:r>
         <w:t>information</w:t>
@@ -1064,13 +1118,26 @@
       </w:pPr>
       <w:bookmarkStart w:id="4" w:name="_Toc158198625"/>
       <w:r>
-        <w:t>Contact page</w:t>
+        <w:t xml:space="preserve">Contact </w:t>
+      </w:r>
+      <w:proofErr w:type="gramStart"/>
+      <w:r>
+        <w:t>page</w:t>
       </w:r>
       <w:bookmarkEnd w:id="4"/>
+      <w:proofErr w:type="gramEnd"/>
     </w:p>
     <w:p>
       <w:r>
-        <w:t>On the contact page we have three different options to contact “újmeló”. The first is the phone number of the call centre, second is the online support which is basically the email address and the third is the personal support which in the scenario the address of the school.</w:t>
+        <w:t>On the contact page we have three different options to contact “</w:t>
+      </w:r>
+      <w:proofErr w:type="spellStart"/>
+      <w:r>
+        <w:t>újmeló</w:t>
+      </w:r>
+      <w:proofErr w:type="spellEnd"/>
+      <w:r>
+        <w:t>”. The first is the phone number of the call centre, second is the online support which is basically the email address and the third is the personal support which in the scenario the address of the school.</w:t>
       </w:r>
     </w:p>
     <w:p>
@@ -1079,9 +1146,14 @@
       </w:pPr>
       <w:bookmarkStart w:id="5" w:name="_Toc158198626"/>
       <w:r>
-        <w:t>Register page</w:t>
+        <w:t xml:space="preserve">Register </w:t>
+      </w:r>
+      <w:proofErr w:type="gramStart"/>
+      <w:r>
+        <w:t>page</w:t>
       </w:r>
       <w:bookmarkEnd w:id="5"/>
+      <w:proofErr w:type="gramEnd"/>
     </w:p>
     <w:p>
       <w:r>
@@ -1106,8 +1178,29 @@
         <w:t>must</w:t>
       </w:r>
       <w:r>
-        <w:t xml:space="preserve"> check the “Cégként szeretnék regisztrálni</w:t>
-      </w:r>
+        <w:t xml:space="preserve"> check the “</w:t>
+      </w:r>
+      <w:proofErr w:type="spellStart"/>
+      <w:r>
+        <w:t>Cégként</w:t>
+      </w:r>
+      <w:proofErr w:type="spellEnd"/>
+      <w:r>
+        <w:t xml:space="preserve"> </w:t>
+      </w:r>
+      <w:proofErr w:type="spellStart"/>
+      <w:r>
+        <w:t>szeretnék</w:t>
+      </w:r>
+      <w:proofErr w:type="spellEnd"/>
+      <w:r>
+        <w:t xml:space="preserve"> </w:t>
+      </w:r>
+      <w:proofErr w:type="spellStart"/>
+      <w:r>
+        <w:t>regisztrálni</w:t>
+      </w:r>
+      <w:proofErr w:type="spellEnd"/>
       <w:r>
         <w:t>.</w:t>
       </w:r>
@@ -1133,7 +1226,6 @@
       </w:pPr>
       <w:bookmarkStart w:id="6" w:name="_Toc158198627"/>
       <w:r>
-        <w:lastRenderedPageBreak/>
         <w:t>Login page</w:t>
       </w:r>
       <w:bookmarkEnd w:id="6"/>
@@ -1155,9 +1247,15 @@
       </w:pPr>
       <w:bookmarkStart w:id="7" w:name="_Toc158198628"/>
       <w:r>
-        <w:t>Control panel</w:t>
+        <w:lastRenderedPageBreak/>
+        <w:t xml:space="preserve">Control </w:t>
+      </w:r>
+      <w:proofErr w:type="gramStart"/>
+      <w:r>
+        <w:t>panel</w:t>
       </w:r>
       <w:bookmarkEnd w:id="7"/>
+      <w:proofErr w:type="gramEnd"/>
     </w:p>
     <w:p>
       <w:r>
@@ -1191,9 +1289,14 @@
       </w:pPr>
       <w:bookmarkStart w:id="8" w:name="_Toc158198629"/>
       <w:r>
-        <w:t>Profile page</w:t>
+        <w:t xml:space="preserve">Profile </w:t>
+      </w:r>
+      <w:proofErr w:type="gramStart"/>
+      <w:r>
+        <w:t>page</w:t>
       </w:r>
       <w:bookmarkEnd w:id="8"/>
+      <w:proofErr w:type="gramEnd"/>
     </w:p>
     <w:p>
       <w:r>
@@ -1215,7 +1318,15 @@
     </w:p>
     <w:p>
       <w:r>
-        <w:t xml:space="preserve">If we click on “Álláshírdetések” on the menu bar which means “Job advertisements” we will find our active advertisements. </w:t>
+        <w:t>If we click on “</w:t>
+      </w:r>
+      <w:proofErr w:type="spellStart"/>
+      <w:r>
+        <w:t>Álláshírdetések</w:t>
+      </w:r>
+      <w:proofErr w:type="spellEnd"/>
+      <w:r>
+        <w:t xml:space="preserve">” on the menu bar which means “Job advertisements” we will find our active advertisements. </w:t>
       </w:r>
       <w:r>
         <w:t>And</w:t>
@@ -1269,8 +1380,13 @@
         <w:t>for him.</w:t>
       </w:r>
       <w:r>
-        <w:t xml:space="preserve"> The second button is “Edit”</w:t>
-      </w:r>
+        <w:t xml:space="preserve"> The second button is “</w:t>
+      </w:r>
+      <w:proofErr w:type="gramStart"/>
+      <w:r>
+        <w:t>Edit”</w:t>
+      </w:r>
+      <w:proofErr w:type="gramEnd"/>
     </w:p>
     <w:sectPr>
       <w:pgSz w:w="11906" w:h="16838"/>
@@ -1682,7 +1798,10 @@
   <w:style w:type="paragraph" w:default="1" w:styleId="Norml">
     <w:name w:val="Normal"/>
     <w:qFormat/>
-    <w:rsid w:val="001512B8"/>
+    <w:rsid w:val="004C7BB3"/>
+    <w:pPr>
+      <w:jc w:val="both"/>
+    </w:pPr>
     <w:rPr>
       <w:rFonts w:ascii="Inter" w:hAnsi="Inter"/>
     </w:rPr>
